--- a/contract-templates/Keffi_Template.docx
+++ b/contract-templates/Keffi_Template.docx
@@ -726,175 +726,7 @@
           <w:sz w:val="24"/>
           <w:szCs w:val="24"/>
         </w:rPr>
-        <w:t>To contribute in teaching, prepare examination question papers and marking papers, prepare Education Ministry documentation and any other relevant duties and responsibilities deemed needed by the undergraduate and postgraduate programmes.</w:t>
-      </w:r>
-    </w:p>
-    <w:p>
-      <w:pPr>
-        <w:numPr>
-          <w:ilvl w:val="2"/>
-          <w:numId w:val="1"/>
-        </w:numPr>
-        <w:ind w:left="1440" w:hanging="450"/>
-        <w:jc w:val="both"/>
-        <w:rPr>
-          <w:rFonts w:ascii="Times New Roman" w:hAnsi="Times New Roman" w:cs="Times New Roman"/>
-          <w:sz w:val="24"/>
-          <w:szCs w:val="24"/>
-        </w:rPr>
-      </w:pPr>
-      <w:r>
-        <w:rPr>
-          <w:rFonts w:ascii="Times New Roman" w:hAnsi="Times New Roman" w:cs="Times New Roman"/>
-          <w:sz w:val="24"/>
-          <w:szCs w:val="24"/>
-          <w:lang w:val="en-MY"/>
-        </w:rPr>
-        <w:t>To participate in education counselling and marketing activities.</w:t>
-      </w:r>
-    </w:p>
-    <w:p>
-      <w:pPr>
-        <w:numPr>
-          <w:ilvl w:val="2"/>
-          <w:numId w:val="1"/>
-        </w:numPr>
-        <w:ind w:left="1440" w:hanging="450"/>
-        <w:jc w:val="both"/>
-        <w:rPr>
-          <w:rFonts w:ascii="Times New Roman" w:hAnsi="Times New Roman" w:cs="Times New Roman"/>
-          <w:sz w:val="24"/>
-          <w:szCs w:val="24"/>
-        </w:rPr>
-      </w:pPr>
-      <w:r>
-        <w:rPr>
-          <w:rFonts w:ascii="Times New Roman" w:hAnsi="Times New Roman" w:cs="Times New Roman"/>
-          <w:sz w:val="24"/>
-          <w:szCs w:val="24"/>
-          <w:lang w:val="en-MY"/>
-        </w:rPr>
-        <w:t xml:space="preserve">Maintaining student records online that include their registration details and other report as necessary.  </w:t>
-      </w:r>
-    </w:p>
-    <w:p>
-      <w:pPr>
-        <w:numPr>
-          <w:ilvl w:val="2"/>
-          <w:numId w:val="1"/>
-        </w:numPr>
-        <w:ind w:left="1440" w:hanging="450"/>
-        <w:jc w:val="both"/>
-        <w:rPr>
-          <w:rFonts w:ascii="Times New Roman" w:hAnsi="Times New Roman" w:cs="Times New Roman"/>
-          <w:sz w:val="24"/>
-          <w:szCs w:val="24"/>
-        </w:rPr>
-      </w:pPr>
-      <w:r>
-        <w:rPr>
-          <w:rFonts w:ascii="Times New Roman" w:hAnsi="Times New Roman" w:cs="Times New Roman"/>
-          <w:sz w:val="24"/>
-          <w:szCs w:val="24"/>
-          <w:lang w:val="en-MY"/>
-        </w:rPr>
-        <w:t>To be involved in the curriculum development.</w:t>
-      </w:r>
-    </w:p>
-    <w:p>
-      <w:pPr>
-        <w:numPr>
-          <w:ilvl w:val="2"/>
-          <w:numId w:val="1"/>
-        </w:numPr>
-        <w:ind w:left="1440" w:hanging="450"/>
-        <w:jc w:val="both"/>
-        <w:rPr>
-          <w:rFonts w:ascii="Times New Roman" w:hAnsi="Times New Roman" w:cs="Times New Roman"/>
-          <w:sz w:val="24"/>
-          <w:szCs w:val="24"/>
-        </w:rPr>
-      </w:pPr>
-      <w:r>
-        <w:rPr>
-          <w:rFonts w:ascii="Times New Roman" w:hAnsi="Times New Roman" w:cs="Times New Roman"/>
-          <w:sz w:val="24"/>
-          <w:szCs w:val="24"/>
-          <w:lang w:val="en-MY"/>
-        </w:rPr>
-        <w:t>To work as a team on scholarships and other events, when necessary, that can promote the objectives, vision and mission of Lincoln University.</w:t>
-      </w:r>
-    </w:p>
-    <w:p>
-      <w:pPr>
-        <w:numPr>
-          <w:ilvl w:val="2"/>
-          <w:numId w:val="1"/>
-        </w:numPr>
-        <w:ind w:left="1440" w:hanging="450"/>
-        <w:jc w:val="both"/>
-        <w:rPr>
-          <w:rFonts w:ascii="Times New Roman" w:hAnsi="Times New Roman" w:cs="Times New Roman"/>
-          <w:sz w:val="24"/>
-          <w:szCs w:val="24"/>
-        </w:rPr>
-      </w:pPr>
-      <w:r>
-        <w:rPr>
-          <w:rFonts w:ascii="Times New Roman" w:hAnsi="Times New Roman" w:cs="Times New Roman"/>
-          <w:sz w:val="24"/>
-          <w:szCs w:val="24"/>
-          <w:lang w:val="en-MY"/>
-        </w:rPr>
-        <w:t>To carry out significant research and publish in reputable international journals.</w:t>
-      </w:r>
-    </w:p>
-    <w:p>
-      <w:pPr>
-        <w:numPr>
-          <w:ilvl w:val="2"/>
-          <w:numId w:val="1"/>
-        </w:numPr>
-        <w:ind w:left="1440" w:hanging="450"/>
-        <w:jc w:val="both"/>
-        <w:rPr>
-          <w:rFonts w:ascii="Times New Roman" w:hAnsi="Times New Roman" w:cs="Times New Roman"/>
-          <w:sz w:val="24"/>
-          <w:szCs w:val="24"/>
-        </w:rPr>
-      </w:pPr>
-      <w:r>
-        <w:rPr>
-          <w:rFonts w:ascii="Times New Roman" w:hAnsi="Times New Roman" w:cs="Times New Roman"/>
-          <w:sz w:val="24"/>
-          <w:szCs w:val="24"/>
-          <w:lang w:val="en-MY"/>
-        </w:rPr>
-        <w:t>To design and implement projects presented by Lincoln University.</w:t>
-      </w:r>
-    </w:p>
-    <w:p>
-      <w:pPr>
-        <w:numPr>
-          <w:ilvl w:val="2"/>
-          <w:numId w:val="1"/>
-        </w:numPr>
-        <w:ind w:left="1440" w:hanging="450"/>
-        <w:jc w:val="both"/>
-        <w:rPr>
-          <w:rFonts w:ascii="Times New Roman" w:hAnsi="Times New Roman" w:cs="Times New Roman"/>
-          <w:sz w:val="24"/>
-          <w:szCs w:val="24"/>
-        </w:rPr>
-      </w:pPr>
-      <w:r>
-        <w:rPr>
-          <w:rFonts w:ascii="Times New Roman" w:hAnsi="Times New Roman" w:cs="Times New Roman"/>
-          <w:sz w:val="24"/>
-          <w:szCs w:val="24"/>
-          <w:lang w:val="en-MY"/>
-        </w:rPr>
-        <w:t>Other duties as instructed by the Department Coordinator.</w:t>
+        <w:t xml:space="preserve">@@DUTIES@@</w:t>
       </w:r>
     </w:p>
     <w:p>
